--- a/Nitya_Laptop/MB Section/5- SIO -EC Requirement and Post Power Btn Pressed/About Signal/SYSON & SUSP/3-VDDQ, VTT, VS.docx
+++ b/Nitya_Laptop/MB Section/5- SIO -EC Requirement and Post Power Btn Pressed/About Signal/SYSON & SUSP/3-VDDQ, VTT, VS.docx
@@ -383,6 +383,27 @@
           <w:sz w:val="20"/>
           <w:szCs w:val="20"/>
         </w:rPr>
+        <w:t xml:space="preserve">- </w:t>
+      </w:r>
+      <w:r>
+        <w:rPr>
+          <w:rFonts w:ascii="Courier New" w:hAnsi="Courier New" w:cs="Courier New"/>
+          <w:b/>
+          <w:bCs/>
+          <w:sz w:val="20"/>
+          <w:szCs w:val="20"/>
+          <w:highlight w:val="green"/>
+        </w:rPr>
+        <w:t>generated by Ram ic</w:t>
+      </w:r>
+      <w:r>
+        <w:rPr>
+          <w:rFonts w:ascii="Courier New" w:hAnsi="Courier New" w:cs="Courier New"/>
+          <w:b/>
+          <w:bCs/>
+          <w:sz w:val="20"/>
+          <w:szCs w:val="20"/>
+        </w:rPr>
         <w:br/>
         <w:t>(RAM Reference Voltage)</w:t>
       </w:r>
@@ -422,10 +443,14 @@
           <w:bCs/>
           <w:sz w:val="20"/>
           <w:szCs w:val="20"/>
+          <w:highlight w:val="yellow"/>
         </w:rPr>
         <w:t>+1.05VS / VCCSA</w:t>
       </w:r>
       <w:r>
+        <w:rPr>
+          <w:highlight w:val="yellow"/>
+        </w:rPr>
         <w:t xml:space="preserve"> </w:t>
       </w:r>
       <w:r>
@@ -435,6 +460,7 @@
           <w:bCs/>
           <w:sz w:val="20"/>
           <w:szCs w:val="20"/>
+          <w:highlight w:val="yellow"/>
         </w:rPr>
         <w:t>/ VCCPRIM / PCH/SOC Secondary Rail</w:t>
       </w:r>
